--- a/Python/Project/Solution Design Document.docx
+++ b/Python/Project/Solution Design Document.docx
@@ -661,13 +661,13 @@
         <w:rPr>
           <w:rFonts w:ascii="Cambria" w:eastAsia="Cambria" w:hAnsi="Cambria" w:cs="Cambria"/>
         </w:rPr>
-        <w:t>Python, Pandas, Scikit-learn, Azure ML, Power BI</w:t>
-      </w:r>
-      <w:r>
-        <w:rPr>
-          <w:rFonts w:ascii="Cambria" w:eastAsia="Cambria" w:hAnsi="Cambria" w:cs="Cambria"/>
-        </w:rPr>
-        <w:br/>
+        <w:t xml:space="preserve">Python, Pandas, Scikit-learn, </w:t>
+      </w:r>
+      <w:r>
+        <w:rPr>
+          <w:rFonts w:ascii="Cambria" w:eastAsia="Cambria" w:hAnsi="Cambria" w:cs="Cambria"/>
+        </w:rPr>
+        <w:t>Seaborn, Matplotlib, Streamlit, sqlalchemy</w:t>
       </w:r>
     </w:p>
     <w:p>
@@ -875,19 +875,7 @@
         <w:rPr>
           <w:rFonts w:ascii="Cambria" w:eastAsia="Cambria" w:hAnsi="Cambria" w:cs="Cambria"/>
         </w:rPr>
-        <w:t>Clustering based meal recommendation takes the user data, g</w:t>
-      </w:r>
-      <w:r>
-        <w:rPr>
-          <w:rFonts w:ascii="Cambria" w:eastAsia="Cambria" w:hAnsi="Cambria" w:cs="Cambria"/>
-        </w:rPr>
-        <w:t>enerate</w:t>
-      </w:r>
-      <w:r>
-        <w:rPr>
-          <w:rFonts w:ascii="Cambria" w:eastAsia="Cambria" w:hAnsi="Cambria" w:cs="Cambria"/>
-        </w:rPr>
-        <w:t xml:space="preserve">s the nutrition requirement, and provides </w:t>
+        <w:t xml:space="preserve">Clustering based meal recommendation takes the user data, generates the nutrition requirement, and provides </w:t>
       </w:r>
       <w:r>
         <w:rPr>
@@ -911,19 +899,7 @@
         <w:rPr>
           <w:rFonts w:ascii="Cambria" w:eastAsia="Cambria" w:hAnsi="Cambria" w:cs="Cambria"/>
         </w:rPr>
-        <w:t xml:space="preserve"> recommendations per user in real time</w:t>
-      </w:r>
-      <w:r>
-        <w:rPr>
-          <w:rFonts w:ascii="Cambria" w:eastAsia="Cambria" w:hAnsi="Cambria" w:cs="Cambria"/>
-        </w:rPr>
-        <w:t xml:space="preserve"> where default is set to top-5</w:t>
-      </w:r>
-      <w:r>
-        <w:rPr>
-          <w:rFonts w:ascii="Cambria" w:eastAsia="Cambria" w:hAnsi="Cambria" w:cs="Cambria"/>
-        </w:rPr>
-        <w:t>.</w:t>
+        <w:t xml:space="preserve"> recommendations per user in real time where default is set to top-5.</w:t>
       </w:r>
       <w:r>
         <w:rPr>
